--- a/public/assets/cv/Karim-Saad-CV.docx
+++ b/public/assets/cv/Karim-Saad-CV.docx
@@ -28,19 +28,20 @@
           <w:rFonts w:ascii="Calibri" w:hAnsi="Calibri" w:eastAsia="Calibri"/>
           <w:b w:val="0"/>
           <w:i w:val="0"/>
-          <w:sz w:val="17"/>
+          <w:sz w:val="18"/>
         </w:rPr>
-        <w:t xml:space="preserve">+20 114 522 2298 | karimsaad1552003@gmail.com | github.com/karimsaad1552003-creator | Portfolio: </w:t>
+        <w:t>+20 114 522 2298 | karimsaad1552003@gmail.com | Egypt</w:t>
+        <w:br/>
       </w:r>
       <w:hyperlink r:id="rId9">
         <w:r>
           <w:rPr>
             <w:color w:val="595959"/>
             <w:u w:val="single"/>
-            <w:sz w:val="17"/>
+            <w:sz w:val="18"/>
             <w:rFonts w:ascii="Calibri" w:hAnsi="Calibri"/>
           </w:rPr>
-          <w:t>karim-saad-portofolio.vercel.app</w:t>
+          <w:t>linkedin.com/in/karimmsaad</w:t>
         </w:r>
       </w:hyperlink>
       <w:r>
@@ -48,10 +49,41 @@
           <w:rFonts w:ascii="Calibri" w:hAnsi="Calibri" w:eastAsia="Calibri"/>
           <w:b w:val="0"/>
           <w:i w:val="0"/>
-          <w:sz w:val="17"/>
+          <w:sz w:val="18"/>
         </w:rPr>
-        <w:t xml:space="preserve"> | Egypt</w:t>
+        <w:t xml:space="preserve"> | </w:t>
       </w:r>
+      <w:hyperlink r:id="rId10">
+        <w:r>
+          <w:rPr>
+            <w:color w:val="595959"/>
+            <w:u w:val="single"/>
+            <w:sz w:val="18"/>
+            <w:rFonts w:ascii="Calibri" w:hAnsi="Calibri"/>
+          </w:rPr>
+          <w:t>github.com/karimsaad1552003-creator</w:t>
+        </w:r>
+      </w:hyperlink>
+      <w:r>
+        <w:rPr>
+          <w:rFonts w:ascii="Calibri" w:hAnsi="Calibri" w:eastAsia="Calibri"/>
+          <w:b w:val="0"/>
+          <w:i w:val="0"/>
+          <w:sz w:val="18"/>
+        </w:rPr>
+        <w:t xml:space="preserve"> | Portfolio: </w:t>
+      </w:r>
+      <w:hyperlink r:id="rId11">
+        <w:r>
+          <w:rPr>
+            <w:color w:val="595959"/>
+            <w:u w:val="single"/>
+            <w:sz w:val="18"/>
+            <w:rFonts w:ascii="Calibri" w:hAnsi="Calibri"/>
+          </w:rPr>
+          <w:t>karim-saad-portofolio.vercel.app</w:t>
+        </w:r>
+      </w:hyperlink>
     </w:p>
     <w:p>
       <w:pPr>
@@ -112,7 +144,7 @@
           <w:i w:val="0"/>
           <w:sz w:val="20"/>
         </w:rPr>
-        <w:t>Information Systems graduate seeking full-stack developer and data analyst roles. Full-stack work includes co-founding Ascendra, where we build school systems and gate systems, and Vertex Reviews, where I delivered 20+ websites plus logos, flyers, and printable menus for business identity. Data analysis work includes Power BI dashboards, machine learning workflows, and a machine learning internship at Telecom Egypt. A year and a half in real estate sales at ElitePlus strengthened client communication and negotiation.</w:t>
+        <w:t>Information Systems graduate seeking full-stack developer and data analyst roles. Full-stack work includes Ascendra, where we build school systems and gate systems, and Vertex Reviews, where I delivered 20+ websites plus logos, flyers, and printable menus for business identity. Data analysis work includes Power BI dashboards, machine learning workflows, and a machine learning internship at Telecom Egypt. Real estate sales at ElitePlus strengthened client communication and negotiation.</w:t>
       </w:r>
     </w:p>
     <w:p>
@@ -147,6 +179,65 @@
           <w:i w:val="0"/>
           <w:sz w:val="20"/>
         </w:rPr>
+        <w:t>Full Stack Developer - Ascendra</w:t>
+      </w:r>
+      <w:r>
+        <w:tab/>
+      </w:r>
+      <w:r>
+        <w:rPr>
+          <w:rFonts w:ascii="Calibri" w:hAnsi="Calibri" w:eastAsia="Calibri"/>
+          <w:b w:val="0"/>
+          <w:i/>
+          <w:sz w:val="20"/>
+        </w:rPr>
+        <w:t>Egypt  |  Apr 2026 - Present</w:t>
+      </w:r>
+    </w:p>
+    <w:p>
+      <w:pPr>
+        <w:pStyle w:val="ListBullet"/>
+        <w:spacing w:before="0" w:after="20" w:line="252" w:lineRule="auto"/>
+      </w:pPr>
+      <w:r>
+        <w:rPr>
+          <w:rFonts w:ascii="Calibri" w:hAnsi="Calibri" w:eastAsia="Calibri"/>
+          <w:b w:val="0"/>
+          <w:i w:val="0"/>
+          <w:sz w:val="20"/>
+        </w:rPr>
+        <w:t>We build school systems and gate systems.</w:t>
+      </w:r>
+    </w:p>
+    <w:p>
+      <w:pPr>
+        <w:pStyle w:val="ListBullet"/>
+        <w:spacing w:before="0" w:after="20" w:line="252" w:lineRule="auto"/>
+      </w:pPr>
+      <w:r>
+        <w:rPr>
+          <w:rFonts w:ascii="Calibri" w:hAnsi="Calibri" w:eastAsia="Calibri"/>
+          <w:b w:val="0"/>
+          <w:i w:val="0"/>
+          <w:sz w:val="20"/>
+        </w:rPr>
+        <w:t>Live product: https://ascendrasol.com/</w:t>
+      </w:r>
+    </w:p>
+    <w:p>
+      <w:pPr>
+        <w:tabs>
+          <w:tab w:pos="10080" w:val="right"/>
+        </w:tabs>
+        <w:spacing w:before="80" w:after="0" w:line="252" w:lineRule="auto"/>
+      </w:pPr>
+      <w:r>
+        <w:rPr>
+          <w:rFonts w:ascii="Calibri" w:hAnsi="Calibri" w:eastAsia="Calibri"/>
+          <w:b/>
+          <w:i w:val="0"/>
+          <w:sz w:val="20"/>
+        </w:rPr>
         <w:t>Full Stack Developer - Vertex Reviews</w:t>
       </w:r>
       <w:r>
@@ -159,7 +250,22 @@
           <w:i/>
           <w:sz w:val="20"/>
         </w:rPr>
-        <w:t>New Jersey, USA (remote)  |  Present</w:t>
+        <w:t>New Jersey, USA (remote)  |  Apr 2026 - Present</w:t>
+      </w:r>
+    </w:p>
+    <w:p>
+      <w:pPr>
+        <w:pStyle w:val="ListBullet"/>
+        <w:spacing w:before="0" w:after="20" w:line="252" w:lineRule="auto"/>
+      </w:pPr>
+      <w:r>
+        <w:rPr>
+          <w:rFonts w:ascii="Calibri" w:hAnsi="Calibri" w:eastAsia="Calibri"/>
+          <w:b w:val="0"/>
+          <w:i w:val="0"/>
+          <w:sz w:val="20"/>
+        </w:rPr>
+        <w:t>Work with Vertex through its collaboration with Ascendra, which runs Vertex's back-end services.</w:t>
       </w:r>
     </w:p>
     <w:p>
@@ -206,7 +312,7 @@
           <w:i w:val="0"/>
           <w:sz w:val="20"/>
         </w:rPr>
-        <w:t>Co-founder - Ascendra</w:t>
+        <w:t>Real Estate Agent (Sales) - ElitePlus</w:t>
       </w:r>
       <w:r>
         <w:tab/>
@@ -218,7 +324,7 @@
           <w:i/>
           <w:sz w:val="20"/>
         </w:rPr>
-        <w:t>Egypt  |  Present</w:t>
+        <w:t>Egypt  |  Aug 2025 - Oct 2026</w:t>
       </w:r>
     </w:p>
     <w:p>
@@ -233,66 +339,7 @@
           <w:i w:val="0"/>
           <w:sz w:val="20"/>
         </w:rPr>
-        <w:t>Co-founded the studio. We build school systems and gate systems.</w:t>
-      </w:r>
-    </w:p>
-    <w:p>
-      <w:pPr>
-        <w:pStyle w:val="ListBullet"/>
-        <w:spacing w:before="0" w:after="20" w:line="252" w:lineRule="auto"/>
-      </w:pPr>
-      <w:r>
-        <w:rPr>
-          <w:rFonts w:ascii="Calibri" w:hAnsi="Calibri" w:eastAsia="Calibri"/>
-          <w:b w:val="0"/>
-          <w:i w:val="0"/>
-          <w:sz w:val="20"/>
-        </w:rPr>
-        <w:t>Live product: https://ascendrasol.com/</w:t>
-      </w:r>
-    </w:p>
-    <w:p>
-      <w:pPr>
-        <w:tabs>
-          <w:tab w:pos="10080" w:val="right"/>
-        </w:tabs>
-        <w:spacing w:before="80" w:after="0" w:line="252" w:lineRule="auto"/>
-      </w:pPr>
-      <w:r>
-        <w:rPr>
-          <w:rFonts w:ascii="Calibri" w:hAnsi="Calibri" w:eastAsia="Calibri"/>
-          <w:b/>
-          <w:i w:val="0"/>
-          <w:sz w:val="20"/>
-        </w:rPr>
-        <w:t>Real Estate Agent (Sales) - ElitePlus</w:t>
-      </w:r>
-      <w:r>
-        <w:tab/>
-      </w:r>
-      <w:r>
-        <w:rPr>
-          <w:rFonts w:ascii="Calibri" w:hAnsi="Calibri" w:eastAsia="Calibri"/>
-          <w:b w:val="0"/>
-          <w:i/>
-          <w:sz w:val="20"/>
-        </w:rPr>
-        <w:t>Egypt  |  2025 - 2026</w:t>
-      </w:r>
-    </w:p>
-    <w:p>
-      <w:pPr>
-        <w:pStyle w:val="ListBullet"/>
-        <w:spacing w:before="0" w:after="20" w:line="252" w:lineRule="auto"/>
-      </w:pPr>
-      <w:r>
-        <w:rPr>
-          <w:rFonts w:ascii="Calibri" w:hAnsi="Calibri" w:eastAsia="Calibri"/>
-          <w:b w:val="0"/>
-          <w:i w:val="0"/>
-          <w:sz w:val="20"/>
-        </w:rPr>
-        <w:t>Spent a year and a half in client-facing sales, building communication, negotiation, and relationship management.</w:t>
+        <w:t>Worked in client-facing sales, building communication, negotiation, and relationship management.</w:t>
       </w:r>
     </w:p>
     <w:p>
@@ -321,7 +368,7 @@
           <w:i/>
           <w:sz w:val="20"/>
         </w:rPr>
-        <w:t>Egypt  |  Internship</w:t>
+        <w:t>Egypt  |  Jan 2025 - Feb 2025</w:t>
       </w:r>
     </w:p>
     <w:p>
@@ -365,7 +412,7 @@
           <w:i/>
           <w:sz w:val="20"/>
         </w:rPr>
-        <w:t>Egypt  |  Internship</w:t>
+        <w:t>Egypt  |  Jul 2024 - Aug 2024</w:t>
       </w:r>
     </w:p>
     <w:p>
@@ -474,6 +521,50 @@
           <w:sz w:val="22"/>
         </w:rPr>
         <w:t>ACADEMIC PROJECTS</w:t>
+      </w:r>
+    </w:p>
+    <w:p>
+      <w:pPr>
+        <w:spacing w:before="80" w:after="0" w:line="252" w:lineRule="auto"/>
+      </w:pPr>
+      <w:r>
+        <w:rPr>
+          <w:rFonts w:ascii="Calibri" w:hAnsi="Calibri" w:eastAsia="Calibri"/>
+          <w:b/>
+          <w:i w:val="0"/>
+          <w:sz w:val="20"/>
+        </w:rPr>
+        <w:t>VulnGPT - AI-Assisted Web Vulnerability Analysis Engine</w:t>
+      </w:r>
+    </w:p>
+    <w:p>
+      <w:pPr>
+        <w:pStyle w:val="ListBullet"/>
+        <w:spacing w:before="0" w:after="20" w:line="252" w:lineRule="auto"/>
+      </w:pPr>
+      <w:r>
+        <w:rPr>
+          <w:rFonts w:ascii="Calibri" w:hAnsi="Calibri" w:eastAsia="Calibri"/>
+          <w:b w:val="0"/>
+          <w:i w:val="0"/>
+          <w:sz w:val="20"/>
+        </w:rPr>
+        <w:t>AI-powered web security testing platform using HTTP/HTTPS traffic analysis, controlled security testing, and evidence-based reporting, with AI-assisted vulnerability analysis, risk prioritization, false-positive verification, and remediation recommendations.</w:t>
+      </w:r>
+    </w:p>
+    <w:p>
+      <w:pPr>
+        <w:pStyle w:val="ListBullet"/>
+        <w:spacing w:before="0" w:after="20" w:line="252" w:lineRule="auto"/>
+      </w:pPr>
+      <w:r>
+        <w:rPr>
+          <w:rFonts w:ascii="Calibri" w:hAnsi="Calibri" w:eastAsia="Calibri"/>
+          <w:b w:val="0"/>
+          <w:i w:val="0"/>
+          <w:sz w:val="20"/>
+        </w:rPr>
+        <w:t>Nominated for discussion before the College Council for its technical value and potential impact.</w:t>
       </w:r>
     </w:p>
     <w:p>
@@ -756,21 +847,6 @@
           <w:sz w:val="20"/>
         </w:rPr>
         <w:t>Cisco CyberOps Associate (CBROPS), NTI - Excellent</w:t>
-      </w:r>
-    </w:p>
-    <w:p>
-      <w:pPr>
-        <w:pStyle w:val="ListBullet"/>
-        <w:spacing w:before="0" w:after="20" w:line="252" w:lineRule="auto"/>
-      </w:pPr>
-      <w:r>
-        <w:rPr>
-          <w:rFonts w:ascii="Calibri" w:hAnsi="Calibri" w:eastAsia="Calibri"/>
-          <w:b w:val="0"/>
-          <w:i w:val="0"/>
-          <w:sz w:val="20"/>
-        </w:rPr>
-        <w:t>CCNA, Cisco</w:t>
       </w:r>
     </w:p>
     <w:p>
